--- a/MASY1800_ET_Agent_Scaffold_v1_0/agents/promethean_agent/records/Huang_Nini_Assignment4_Agent_Record_Filled.docx
+++ b/MASY1800_ET_Agent_Scaffold_v1_0/agents/promethean_agent/records/Huang_Nini_Assignment4_Agent_Record_Filled.docx
@@ -504,7 +504,7 @@
               <w:rPr>
                 <w:rFonts w:asciiTheme="majorHAnsi" w:hAnsiTheme="majorHAnsi" w:cstheme="majorHAnsi"/>
               </w:rPr>
-              <w:t>Pending final GitHub verification</w:t>
+              <w:t>3374f3d</w:t>
             </w:r>
           </w:p>
         </w:tc>
@@ -1942,7 +1942,7 @@
             <w:pPr>
               <w:spacing w:after="20"/>
               <w:rPr>
-                <w:rFonts w:asciiTheme="majorHAnsi" w:hAnsiTheme="majorHAnsi" w:cstheme="majorHAnsi" w:hint="eastAsia"/>
+                <w:rFonts w:asciiTheme="majorHAnsi" w:hAnsiTheme="majorHAnsi" w:cstheme="majorHAnsi"/>
                 <w:lang w:eastAsia="zh-TW"/>
               </w:rPr>
             </w:pPr>
@@ -2160,7 +2160,7 @@
             <w:pPr>
               <w:spacing w:after="20"/>
               <w:rPr>
-                <w:rFonts w:asciiTheme="majorHAnsi" w:hAnsiTheme="majorHAnsi" w:cstheme="majorHAnsi" w:hint="eastAsia"/>
+                <w:rFonts w:asciiTheme="majorHAnsi" w:hAnsiTheme="majorHAnsi" w:cstheme="majorHAnsi"/>
                 <w:lang w:eastAsia="zh-TW"/>
               </w:rPr>
             </w:pPr>

--- a/MASY1800_ET_Agent_Scaffold_v1_0/agents/promethean_agent/records/Huang_Nini_Assignment4_Agent_Record_Filled.docx
+++ b/MASY1800_ET_Agent_Scaffold_v1_0/agents/promethean_agent/records/Huang_Nini_Assignment4_Agent_Record_Filled.docx
@@ -1355,7 +1355,7 @@
               <w:rPr>
                 <w:rFonts w:asciiTheme="majorHAnsi" w:hAnsiTheme="majorHAnsi" w:cstheme="majorHAnsi"/>
               </w:rPr>
-              <w:t>I would support a conditional six-month Human-in-the-Loop pilot because testing is needed to learn whether the technology fits the business. Begin with controlled offline/shadow evaluation, require human approval before consequential changes, and retain stop/fallback procedures; do not assume readiness or authorize expansion automatically.</w:t>
+              <w:t>I agree with the agent that immediate operational deployment is not justified. However, I would support planning a conditional six-month Human-in-the-Loop pilot, beginning with offline or shadow evaluation. Any consequential operational use would require separate approval based on the results. I believe controlled experimentation is necessary to learn whether the technology is suitable for the organization.</w:t>
             </w:r>
           </w:p>
         </w:tc>
@@ -1668,7 +1668,14 @@
               <w:rPr>
                 <w:rFonts w:asciiTheme="majorHAnsi" w:hAnsiTheme="majorHAnsi" w:cstheme="majorHAnsi"/>
               </w:rPr>
-              <w:t>Primary v0.1 and v0.2 JSON responses each passed the professor’s structural validator. Both withheld classification at unresolved Gate 2 and gave conditional, evidence-based factory evaluation recommendations. The v0.1 response misattributed a suppression rule to Section 11.5.</w:t>
+              <w:t xml:space="preserve">Primary v0.1 and v0.2 JSON responses each passed the professor’s structural validator. Both withheld classification at unresolved Gate 2 and gave conditional, evidence-based factory </w:t>
+            </w:r>
+            <w:r>
+              <w:rPr>
+                <w:rFonts w:asciiTheme="majorHAnsi" w:hAnsiTheme="majorHAnsi" w:cstheme="majorHAnsi"/>
+              </w:rPr>
+              <w:lastRenderedPageBreak/>
+              <w:t>evaluation recommendations. The v0.1 response misattributed a suppression rule to Section 11.5.</w:t>
             </w:r>
           </w:p>
         </w:tc>
@@ -1964,7 +1971,7 @@
                 <w:rFonts w:asciiTheme="majorHAnsi" w:hAnsiTheme="majorHAnsi" w:cstheme="majorHAnsi"/>
                 <w:lang w:eastAsia="zh-TW"/>
               </w:rPr>
-              <w:t>A supplemental hype-driven test also passed: the agent treated the CEO's Promethean claim as an unsupported opinion and rejected immediate deployment expansion. However, this single test does not establish general resistance to hype or broader reliability.</w:t>
+              <w:t>A supplemental hype-driven test also passed: the agent treated the CEO's Promethean claim as an unsupported opinion and rejected immediate deployment expansion. However, this single test does not establish general resistance to hype or broader reliability. The tests compare organizational applications but do not independently test conservative-versus-aggressive adoption posture. This remains an untested aspect of cross-context reliability.</w:t>
             </w:r>
           </w:p>
         </w:tc>
@@ -2168,14 +2175,21 @@
               <w:rPr>
                 <w:rFonts w:asciiTheme="majorHAnsi" w:hAnsiTheme="majorHAnsi" w:cstheme="majorHAnsi"/>
               </w:rPr>
-              <w:t>Preserve the evidence-based sequential classification process and the agent's willingness to withhold unsupported conclusions. Share v0.1/v0.2 results and limitations, then test more applications and contexts before treating the specialist as fully validated. The team should also examine the strongest counterargument: Agentic AI's adaptive tool use may represent a major advance, but the current evidence does not establish that it dissolves a barrier beyond existing automation</w:t>
+              <w:t xml:space="preserve">Preserve the evidence-based sequential classification process and the agent's willingness to withhold unsupported conclusions. Share v0.1/v0.2 results and limitations, then test more applications and contexts before treating the specialist as fully validated. The team should also examine the strongest counterargument: Agentic AI's adaptive tool use may represent a </w:t>
             </w:r>
             <w:r>
               <w:rPr>
                 <w:rFonts w:asciiTheme="majorHAnsi" w:hAnsiTheme="majorHAnsi" w:cstheme="majorHAnsi"/>
+              </w:rPr>
+              <w:lastRenderedPageBreak/>
+              <w:t>major advance, but the current evidence does not establish that it dissolves a barrier beyond existing automation</w:t>
+            </w:r>
+            <w:r>
+              <w:rPr>
+                <w:rFonts w:asciiTheme="majorHAnsi" w:hAnsiTheme="majorHAnsi" w:cstheme="majorHAnsi"/>
                 <w:lang w:eastAsia="zh-TW"/>
               </w:rPr>
-              <w:t>.</w:t>
+              <w:t>. One rule I would recommend for the integrated system is that a technology's long-term significance should never automatically justify near-term adoption. Any deployment recommendation must be evaluated separately against the organization's actual readiness, risks, constraints, and supporting evidence.</w:t>
             </w:r>
           </w:p>
         </w:tc>
@@ -2206,6 +2220,7 @@
                 <w:rFonts w:asciiTheme="majorHAnsi" w:hAnsiTheme="majorHAnsi" w:cstheme="majorHAnsi"/>
                 <w:sz w:val="17"/>
               </w:rPr>
+              <w:lastRenderedPageBreak/>
               <w:t>AI / verification note</w:t>
             </w:r>
           </w:p>
@@ -2231,14 +2246,7 @@
               <w:rPr>
                 <w:rFonts w:asciiTheme="majorHAnsi" w:hAnsiTheme="majorHAnsi" w:cstheme="majorHAnsi"/>
               </w:rPr>
-              <w:t xml:space="preserve">ChatGPT-assisted workflows helped develop specialist instructions, organize the closed evidence packet, construct cases and prompt packets, and execute/report fresh-session </w:t>
-            </w:r>
-            <w:r>
-              <w:rPr>
-                <w:rFonts w:asciiTheme="majorHAnsi" w:hAnsiTheme="majorHAnsi" w:cstheme="majorHAnsi"/>
-              </w:rPr>
-              <w:lastRenderedPageBreak/>
-              <w:t>tests and technical checks. I reviewed the findings and chose whether proposed changes were reasonable; records preserve genuine model outputs. Original source claims were documented with C1–C5 limitations, and the Chapter 11 section error was identified and corrected in the observed retest. The professor’s validator passed, but this does not independently certify factual accuracy; model settings and repeatability remain limited.</w:t>
+              <w:t>ChatGPT-assisted work supported specialist instructions, the closed evidence packet, case and prompt construction, and test reporting. Genuine fresh specialist executions ran through independent Codex conversational sessions, not by manually pasting each prompt packet into the ChatGPT user interface. Sessions shared system/tool infrastructure and a filesystem; exact model configurations and sampling settings were unavailable. First model-authored JSON responses were preserved without repair. The professor's structural validator and Frozen Core checker were run separately; these checks do not certify factual or analytical correctness. Evidence checks and C1–C5 limitations are documented in EP-A4-0.1; this does not establish independent experimental replication. I reviewed findings and decided which proposed revisions and conclusions were reasonable. The observed retest corrected W1's section attribution, while W2 improved only partly. The limited executions do not establish general reliability.</w:t>
             </w:r>
           </w:p>
         </w:tc>
@@ -2256,7 +2264,6 @@
         <w:rPr>
           <w:rFonts w:cstheme="majorHAnsi"/>
         </w:rPr>
-        <w:lastRenderedPageBreak/>
         <w:t>F. Self</w:t>
       </w:r>
       <w:r>
@@ -2408,6 +2415,7 @@
                 <w:rFonts w:asciiTheme="majorHAnsi" w:hAnsiTheme="majorHAnsi" w:cstheme="majorHAnsi"/>
                 <w:sz w:val="19"/>
                 <w:szCs w:val="19"/>
+                <w:lang w:eastAsia="zh-TW"/>
               </w:rPr>
             </w:pPr>
             <w:r>
@@ -2454,24 +2462,32 @@
               </w:rPr>
               <w:t>I also learned not to trust an AI-generated conclusion simply because it includes references. The initial agent response passed structural validation but cited the wrong Chapter 11 section. The retest corrected that issue, while another relevance problem improved only partly.</w:t>
             </w:r>
-          </w:p>
-          <w:p>
-            <w:pPr>
-              <w:pStyle w:val="NormalWeb"/>
-              <w:rPr>
-                <w:rFonts w:asciiTheme="majorHAnsi" w:hAnsiTheme="majorHAnsi" w:cstheme="majorHAnsi"/>
+            <w:r>
+              <w:rPr>
+                <w:rFonts w:asciiTheme="majorHAnsi" w:hAnsiTheme="majorHAnsi" w:cstheme="majorHAnsi" w:hint="eastAsia"/>
                 <w:sz w:val="19"/>
                 <w:szCs w:val="19"/>
                 <w:lang w:eastAsia="zh-TW"/>
               </w:rPr>
-            </w:pPr>
+              <w:t xml:space="preserve"> </w:t>
+            </w:r>
+            <w:proofErr w:type="gramStart"/>
             <w:r>
               <w:rPr>
                 <w:rFonts w:asciiTheme="majorHAnsi" w:hAnsiTheme="majorHAnsi" w:cstheme="majorHAnsi"/>
                 <w:sz w:val="19"/>
                 <w:szCs w:val="19"/>
               </w:rPr>
-              <w:t>In future work, I would compare important AI-generated claims directly with the original sources rather than assuming that a reference is correct simply because it is provided.</w:t>
+              <w:t>In</w:t>
+            </w:r>
+            <w:proofErr w:type="gramEnd"/>
+            <w:r>
+              <w:rPr>
+                <w:rFonts w:asciiTheme="majorHAnsi" w:hAnsiTheme="majorHAnsi" w:cstheme="majorHAnsi"/>
+                <w:sz w:val="19"/>
+                <w:szCs w:val="19"/>
+              </w:rPr>
+              <w:t xml:space="preserve"> future work, I would compare important AI-generated claims directly with the original sources rather than assuming that a reference is correct simply because it is provided.</w:t>
             </w:r>
           </w:p>
         </w:tc>
